--- a/services/doc-service/templates/OVERSEA_WALKERS_EU.docx
+++ b/services/doc-service/templates/OVERSEA_WALKERS_EU.docx
@@ -1,6 +1,6 @@
 
 <file path=word/document.xml><?xml version="1.0" encoding="utf-8"?>
-<w:document xmlns:wpc="http://schemas.microsoft.com/office/word/2010/wordprocessingCanvas" xmlns:mc="http://schemas.openxmlformats.org/markup-compatibility/2006" xmlns:o="urn:schemas-microsoft-com:office:office" xmlns:r="http://schemas.openxmlformats.org/officeDocument/2006/relationships" xmlns:m="http://schemas.openxmlformats.org/officeDocument/2006/math" xmlns:v="urn:schemas-microsoft-com:vml" xmlns:wp14="http://schemas.microsoft.com/office/word/2010/wordprocessingDrawing" xmlns:wp="http://schemas.openxmlformats.org/drawingml/2006/wordprocessingDrawing" xmlns:w="http://schemas.openxmlformats.org/wordprocessingml/2006/main" xmlns:w14="http://schemas.microsoft.com/office/word/2010/wordml" xmlns:w10="urn:schemas-microsoft-com:office:word" xmlns:w15="http://schemas.microsoft.com/office/word/2012/wordml" xmlns:wpg="http://schemas.microsoft.com/office/word/2010/wordprocessingGroup" xmlns:wpi="http://schemas.microsoft.com/office/word/2010/wordprocessingInk" xmlns:wne="http://schemas.microsoft.com/office/word/2006/wordml" xmlns:wps="http://schemas.microsoft.com/office/word/2010/wordprocessingShape" xmlns:wpsCustomData="http://www.wps.cn/officeDocument/2013/wpsCustomData" mc:Ignorable="w14 w15 wp14">
+<w:document xmlns:wpc="http://schemas.microsoft.com/office/word/2010/wordprocessingCanvas" xmlns:cx="http://schemas.microsoft.com/office/drawing/2014/chartex" xmlns:cx1="http://schemas.microsoft.com/office/drawing/2015/9/8/chartex" xmlns:cx2="http://schemas.microsoft.com/office/drawing/2015/10/21/chartex" xmlns:cx3="http://schemas.microsoft.com/office/drawing/2016/5/9/chartex" xmlns:cx4="http://schemas.microsoft.com/office/drawing/2016/5/10/chartex" xmlns:cx5="http://schemas.microsoft.com/office/drawing/2016/5/11/chartex" xmlns:cx6="http://schemas.microsoft.com/office/drawing/2016/5/12/chartex" xmlns:cx7="http://schemas.microsoft.com/office/drawing/2016/5/13/chartex" xmlns:cx8="http://schemas.microsoft.com/office/drawing/2016/5/14/chartex" xmlns:mc="http://schemas.openxmlformats.org/markup-compatibility/2006" xmlns:o="urn:schemas-microsoft-com:office:office" xmlns:r="http://schemas.openxmlformats.org/officeDocument/2006/relationships" xmlns:m="http://schemas.openxmlformats.org/officeDocument/2006/math" xmlns:v="urn:schemas-microsoft-com:vml" xmlns:wp14="http://schemas.microsoft.com/office/word/2010/wordprocessingDrawing" xmlns:wp="http://schemas.openxmlformats.org/drawingml/2006/wordprocessingDrawing" xmlns:w="http://schemas.openxmlformats.org/wordprocessingml/2006/main" xmlns:w14="http://schemas.microsoft.com/office/word/2010/wordml" xmlns:w10="urn:schemas-microsoft-com:office:word" xmlns:w15="http://schemas.microsoft.com/office/word/2012/wordml" xmlns:wpg="http://schemas.microsoft.com/office/word/2010/wordprocessingGroup" xmlns:wpi="http://schemas.microsoft.com/office/word/2010/wordprocessingInk" xmlns:wne="http://schemas.microsoft.com/office/word/2006/wordml" xmlns:wps="http://schemas.microsoft.com/office/word/2010/wordprocessingShape" xmlns:wpsCustomData="http://www.wps.cn/officeDocument/2013/wpsCustomData" mc:Ignorable="w14 w15 wp14">
   <w:body>
     <w:p>
       <w:pPr>
@@ -77,13 +77,6 @@
         </w:rPr>
         <w:t>{{ agreement_number }}</w:t>
       </w:r>
-      <w:r>
-        <w:rPr>
-          <w:spacing w:val="-1"/>
-          <w:sz w:val="18"/>
-          <w:szCs w:val="18"/>
-        </w:rPr>
-      </w:r>
     </w:p>
     <w:p>
       <w:pPr>
@@ -112,57 +105,7 @@
           <w:szCs w:val="19"/>
           <w:lang w:val="en-US" w:eastAsia="en-US" w:bidi="ar-SA"/>
         </w:rPr>
-        <w:t>This agreement will be valid from</w:t>
-      </w:r>
-      <w:r>
-        <w:rPr>
-          <w:rFonts w:hint="eastAsia" w:ascii="Times New Roman" w:hAnsi="Times New Roman" w:eastAsia="Times New Roman" w:cs="Times New Roman"/>
-          <w:snapToGrid w:val="0"/>
-          <w:color w:val="000000"/>
-          <w:spacing w:val="5"/>
-          <w:kern w:val="0"/>
-          <w:sz w:val="19"/>
-          <w:szCs w:val="19"/>
-          <w:lang w:val="en-US" w:eastAsia="en-US" w:bidi="ar-SA"/>
-        </w:rPr>
-        <w:t xml:space="preserve"> {{ effective_range_en }}</w:t>
-      </w:r>
-      <w:r>
-        <w:rPr>
-          <w:rFonts w:hint="eastAsia" w:ascii="Times New Roman" w:hAnsi="Times New Roman" w:eastAsia="Times New Roman" w:cs="Times New Roman"/>
-          <w:snapToGrid w:val="0"/>
-          <w:color w:val="000000"/>
-          <w:spacing w:val="5"/>
-          <w:kern w:val="0"/>
-          <w:sz w:val="19"/>
-          <w:szCs w:val="19"/>
-          <w:lang w:val="en-US" w:eastAsia="en-US" w:bidi="ar-SA"/>
-        </w:rPr>
-      </w:r>
-      <w:r>
-        <w:rPr>
-          <w:rFonts w:hint="eastAsia" w:ascii="Times New Roman" w:hAnsi="Times New Roman" w:eastAsia="Times New Roman" w:cs="Times New Roman"/>
-          <w:snapToGrid w:val="0"/>
-          <w:color w:val="000000"/>
-          <w:spacing w:val="5"/>
-          <w:kern w:val="0"/>
-          <w:sz w:val="19"/>
-          <w:szCs w:val="19"/>
-          <w:lang w:val="en-US" w:eastAsia="en-US" w:bidi="ar-SA"/>
-        </w:rPr>
-      </w:r>
-      <w:r>
-        <w:rPr>
-          <w:rFonts w:hint="eastAsia" w:ascii="Times New Roman" w:hAnsi="Times New Roman" w:eastAsia="Times New Roman" w:cs="Times New Roman"/>
-          <w:snapToGrid w:val="0"/>
-          <w:color w:val="000000"/>
-          <w:spacing w:val="5"/>
-          <w:kern w:val="0"/>
-          <w:sz w:val="19"/>
-          <w:szCs w:val="19"/>
-          <w:lang w:val="en-US" w:eastAsia="en-US" w:bidi="ar-SA"/>
-        </w:rPr>
-        <w:t>.</w:t>
+        <w:t>This agreement will be valid from {{ effective_range_en }}.</w:t>
       </w:r>
     </w:p>
     <w:p>
@@ -189,95 +132,7 @@
           <w:rFonts w:hint="eastAsia" w:ascii="宋体" w:hAnsi="宋体" w:eastAsia="宋体" w:cs="宋体"/>
           <w:spacing w:val="3"/>
         </w:rPr>
-        <w:t>此协议有效期自</w:t>
-      </w:r>
-      <w:r>
-        <w:rPr>
-          <w:rFonts w:hint="eastAsia" w:ascii="宋体" w:hAnsi="宋体" w:eastAsia="宋体" w:cs="宋体"/>
-          <w:spacing w:val="3"/>
-        </w:rPr>
-        <w:t>{{ effective_range_cn }}</w:t>
-      </w:r>
-      <w:r>
-        <w:rPr>
-          <w:rFonts w:hint="eastAsia" w:ascii="宋体" w:hAnsi="宋体" w:eastAsia="宋体" w:cs="宋体"/>
-          <w:spacing w:val="3"/>
-        </w:rPr>
-      </w:r>
-      <w:r>
-        <w:rPr>
-          <w:rFonts w:hint="eastAsia" w:ascii="宋体" w:hAnsi="宋体" w:eastAsia="宋体" w:cs="宋体"/>
-          <w:spacing w:val="3"/>
-          <w:lang w:val="en-US" w:eastAsia="zh-CN"/>
-        </w:rPr>
-      </w:r>
-      <w:r>
-        <w:rPr>
-          <w:rFonts w:hint="eastAsia" w:ascii="宋体" w:hAnsi="宋体" w:eastAsia="宋体" w:cs="宋体"/>
-          <w:spacing w:val="3"/>
-        </w:rPr>
-      </w:r>
-      <w:r>
-        <w:rPr>
-          <w:rFonts w:hint="eastAsia" w:ascii="宋体" w:hAnsi="宋体" w:eastAsia="宋体" w:cs="宋体"/>
-          <w:spacing w:val="3"/>
-        </w:rPr>
-      </w:r>
-      <w:r>
-        <w:rPr>
-          <w:rFonts w:hint="eastAsia" w:ascii="宋体" w:hAnsi="宋体" w:eastAsia="宋体" w:cs="宋体"/>
-          <w:spacing w:val="3"/>
-        </w:rPr>
-      </w:r>
-      <w:r>
-        <w:rPr>
-          <w:rFonts w:hint="eastAsia" w:ascii="宋体" w:hAnsi="宋体" w:eastAsia="宋体" w:cs="宋体"/>
-          <w:spacing w:val="3"/>
-        </w:rPr>
-      </w:r>
-      <w:r>
-        <w:rPr>
-          <w:rFonts w:hint="eastAsia" w:ascii="宋体" w:hAnsi="宋体" w:eastAsia="宋体" w:cs="宋体"/>
-          <w:spacing w:val="3"/>
-        </w:rPr>
-      </w:r>
-      <w:r>
-        <w:rPr>
-          <w:rFonts w:hint="eastAsia" w:ascii="宋体" w:hAnsi="宋体" w:eastAsia="宋体" w:cs="宋体"/>
-          <w:spacing w:val="3"/>
-        </w:rPr>
-      </w:r>
-      <w:r>
-        <w:rPr>
-          <w:rFonts w:hint="eastAsia" w:ascii="宋体" w:hAnsi="宋体" w:eastAsia="宋体" w:cs="宋体"/>
-          <w:spacing w:val="3"/>
-          <w:lang w:val="en-US" w:eastAsia="zh-CN"/>
-        </w:rPr>
-      </w:r>
-      <w:r>
-        <w:rPr>
-          <w:rFonts w:hint="eastAsia" w:ascii="宋体" w:hAnsi="宋体" w:eastAsia="宋体" w:cs="宋体"/>
-          <w:spacing w:val="3"/>
-        </w:rPr>
-      </w:r>
-      <w:r>
-        <w:rPr>
-          <w:rFonts w:hint="eastAsia" w:ascii="宋体" w:hAnsi="宋体" w:eastAsia="宋体" w:cs="宋体"/>
-          <w:spacing w:val="3"/>
-        </w:rPr>
-      </w:r>
-      <w:r>
-        <w:rPr>
-          <w:rFonts w:hint="eastAsia" w:ascii="宋体" w:hAnsi="宋体" w:eastAsia="宋体" w:cs="宋体"/>
-          <w:spacing w:val="3"/>
-        </w:rPr>
-      </w:r>
-      <w:r>
-        <w:rPr>
-          <w:rFonts w:hint="eastAsia" w:ascii="宋体" w:hAnsi="宋体" w:eastAsia="宋体" w:cs="宋体"/>
-          <w:spacing w:val="3"/>
-        </w:rPr>
-        <w:t>。到期后由甲方选择续约或合同自动失效。</w:t>
+        <w:t>此协议有效期自{{ effective_range_cn }}。到期后由甲方选择续约或合同自动失效。</w:t>
       </w:r>
     </w:p>
     <w:p>
@@ -613,8 +468,6 @@
               </w:rPr>
               <w:t>英</w:t>
             </w:r>
-            <w:bookmarkStart w:id="0" w:name="_GoBack"/>
-            <w:bookmarkEnd w:id="0"/>
             <w:r>
               <w:rPr>
                 <w:rFonts w:hint="eastAsia" w:eastAsia="宋体"/>
@@ -2135,21 +1988,6 @@
                 </w14:textFill>
               </w:rPr>
             </w:pPr>
-            <w:r>
-              <w:rPr>
-                <w:rFonts w:hint="eastAsia"/>
-                <w:color w:val="000000"/>
-                <w:spacing w:val="2"/>
-                <w:lang w:val="en-US" w:eastAsia="zh-CN"/>
-                <w14:textFill>
-                  <w14:solidFill>
-                    <w14:srgbClr w14:val="000000">
-                      <w14:alpha w14:val="392"/>
-                    </w14:srgbClr>
-                  </w14:solidFill>
-                </w14:textFill>
-              </w:rPr>
-            </w:r>
           </w:p>
         </w:tc>
         <w:tc>
@@ -2177,21 +2015,6 @@
                 </w14:textFill>
               </w:rPr>
             </w:pPr>
-            <w:r>
-              <w:rPr>
-                <w:rFonts w:hint="eastAsia"/>
-                <w:color w:val="000000"/>
-                <w:spacing w:val="2"/>
-                <w:lang w:val="en-US" w:eastAsia="zh-CN"/>
-                <w14:textFill>
-                  <w14:solidFill>
-                    <w14:srgbClr w14:val="000000">
-                      <w14:alpha w14:val="392"/>
-                    </w14:srgbClr>
-                  </w14:solidFill>
-                </w14:textFill>
-              </w:rPr>
-            </w:r>
           </w:p>
         </w:tc>
         <w:tc>
@@ -2219,21 +2042,6 @@
                 </w14:textFill>
               </w:rPr>
             </w:pPr>
-            <w:r>
-              <w:rPr>
-                <w:rFonts w:hint="eastAsia"/>
-                <w:color w:val="000000"/>
-                <w:spacing w:val="2"/>
-                <w:lang w:val="en-US" w:eastAsia="zh-CN"/>
-                <w14:textFill>
-                  <w14:solidFill>
-                    <w14:srgbClr w14:val="000000">
-                      <w14:alpha w14:val="392"/>
-                    </w14:srgbClr>
-                  </w14:solidFill>
-                </w14:textFill>
-              </w:rPr>
-            </w:r>
           </w:p>
         </w:tc>
         <w:tc>
@@ -2261,21 +2069,6 @@
                 </w14:textFill>
               </w:rPr>
             </w:pPr>
-            <w:r>
-              <w:rPr>
-                <w:rFonts w:hint="eastAsia"/>
-                <w:color w:val="000000"/>
-                <w:spacing w:val="2"/>
-                <w:lang w:val="en-US" w:eastAsia="zh-CN"/>
-                <w14:textFill>
-                  <w14:solidFill>
-                    <w14:srgbClr w14:val="000000">
-                      <w14:alpha w14:val="392"/>
-                    </w14:srgbClr>
-                  </w14:solidFill>
-                </w14:textFill>
-              </w:rPr>
-            </w:r>
           </w:p>
         </w:tc>
         <w:tc>
@@ -2303,21 +2096,6 @@
                 </w14:textFill>
               </w:rPr>
             </w:pPr>
-            <w:r>
-              <w:rPr>
-                <w:rFonts w:hint="eastAsia"/>
-                <w:color w:val="000000"/>
-                <w:spacing w:val="2"/>
-                <w:lang w:val="en-US" w:eastAsia="zh-CN"/>
-                <w14:textFill>
-                  <w14:solidFill>
-                    <w14:srgbClr w14:val="000000">
-                      <w14:alpha w14:val="392"/>
-                    </w14:srgbClr>
-                  </w14:solidFill>
-                </w14:textFill>
-              </w:rPr>
-            </w:r>
           </w:p>
         </w:tc>
         <w:tc>
@@ -2345,21 +2123,6 @@
                 </w14:textFill>
               </w:rPr>
             </w:pPr>
-            <w:r>
-              <w:rPr>
-                <w:rFonts w:hint="eastAsia"/>
-                <w:color w:val="000000"/>
-                <w:spacing w:val="2"/>
-                <w:lang w:val="en-US" w:eastAsia="zh-CN"/>
-                <w14:textFill>
-                  <w14:solidFill>
-                    <w14:srgbClr w14:val="000000">
-                      <w14:alpha w14:val="392"/>
-                    </w14:srgbClr>
-                  </w14:solidFill>
-                </w14:textFill>
-              </w:rPr>
-            </w:r>
           </w:p>
         </w:tc>
       </w:tr>
@@ -2741,21 +2504,6 @@
                 </w14:textFill>
               </w:rPr>
             </w:pPr>
-            <w:r>
-              <w:rPr>
-                <w:rFonts w:hint="eastAsia"/>
-                <w:color w:val="000000"/>
-                <w:spacing w:val="2"/>
-                <w:lang w:val="en-US" w:eastAsia="zh-CN"/>
-                <w14:textFill>
-                  <w14:solidFill>
-                    <w14:srgbClr w14:val="000000">
-                      <w14:alpha w14:val="392"/>
-                    </w14:srgbClr>
-                  </w14:solidFill>
-                </w14:textFill>
-              </w:rPr>
-            </w:r>
           </w:p>
         </w:tc>
         <w:tc>
@@ -2783,21 +2531,6 @@
                 </w14:textFill>
               </w:rPr>
             </w:pPr>
-            <w:r>
-              <w:rPr>
-                <w:rFonts w:hint="eastAsia"/>
-                <w:color w:val="000000"/>
-                <w:spacing w:val="2"/>
-                <w:lang w:val="en-US" w:eastAsia="zh-CN"/>
-                <w14:textFill>
-                  <w14:solidFill>
-                    <w14:srgbClr w14:val="000000">
-                      <w14:alpha w14:val="392"/>
-                    </w14:srgbClr>
-                  </w14:solidFill>
-                </w14:textFill>
-              </w:rPr>
-            </w:r>
           </w:p>
         </w:tc>
         <w:tc>
@@ -2825,21 +2558,6 @@
                 </w14:textFill>
               </w:rPr>
             </w:pPr>
-            <w:r>
-              <w:rPr>
-                <w:rFonts w:hint="eastAsia"/>
-                <w:color w:val="000000"/>
-                <w:spacing w:val="2"/>
-                <w:lang w:val="en-US" w:eastAsia="zh-CN"/>
-                <w14:textFill>
-                  <w14:solidFill>
-                    <w14:srgbClr w14:val="000000">
-                      <w14:alpha w14:val="392"/>
-                    </w14:srgbClr>
-                  </w14:solidFill>
-                </w14:textFill>
-              </w:rPr>
-            </w:r>
           </w:p>
         </w:tc>
         <w:tc>
@@ -2867,21 +2585,6 @@
                 </w14:textFill>
               </w:rPr>
             </w:pPr>
-            <w:r>
-              <w:rPr>
-                <w:rFonts w:hint="eastAsia"/>
-                <w:color w:val="000000"/>
-                <w:spacing w:val="2"/>
-                <w:lang w:val="en-US" w:eastAsia="zh-CN"/>
-                <w14:textFill>
-                  <w14:solidFill>
-                    <w14:srgbClr w14:val="000000">
-                      <w14:alpha w14:val="392"/>
-                    </w14:srgbClr>
-                  </w14:solidFill>
-                </w14:textFill>
-              </w:rPr>
-            </w:r>
           </w:p>
         </w:tc>
         <w:tc>
@@ -2909,21 +2612,6 @@
                 </w14:textFill>
               </w:rPr>
             </w:pPr>
-            <w:r>
-              <w:rPr>
-                <w:rFonts w:hint="eastAsia"/>
-                <w:color w:val="000000"/>
-                <w:spacing w:val="2"/>
-                <w:lang w:val="en-US" w:eastAsia="zh-CN"/>
-                <w14:textFill>
-                  <w14:solidFill>
-                    <w14:srgbClr w14:val="000000">
-                      <w14:alpha w14:val="392"/>
-                    </w14:srgbClr>
-                  </w14:solidFill>
-                </w14:textFill>
-              </w:rPr>
-            </w:r>
           </w:p>
         </w:tc>
         <w:tc>
@@ -2951,233 +2639,35 @@
                 </w14:textFill>
               </w:rPr>
             </w:pPr>
-            <w:r>
-              <w:rPr>
-                <w:rFonts w:hint="eastAsia"/>
-                <w:color w:val="000000"/>
-                <w:spacing w:val="2"/>
-                <w:lang w:val="en-US" w:eastAsia="zh-CN"/>
-                <w14:textFill>
-                  <w14:solidFill>
-                    <w14:srgbClr w14:val="000000">
-                      <w14:alpha w14:val="392"/>
-                    </w14:srgbClr>
-                  </w14:solidFill>
-                </w14:textFill>
-              </w:rPr>
-            </w:r>
-          </w:p>
-        </w:tc>
-      </w:tr>
-      <w:tr>
-        <w:trPr>
-          <w:trHeight w:val="362" w:hRule="atLeast"/>
-        </w:trPr>
-        <w:tc>
-          <w:tcPr>
-            <w:tcW w:w="1020" w:type="dxa"/>
-            <w:vAlign w:val="top"/>
-          </w:tcPr>
-          <w:p>
-            <w:pPr>
-              <w:pStyle w:val="7"/>
-              <w:spacing w:before="81" w:line="199" w:lineRule="auto"/>
-              <w:ind w:left="210" w:leftChars="100"/>
-              <w:rPr>
-                <w:rFonts w:hint="eastAsia"/>
-                <w:color w:val="000000"/>
-                <w:spacing w:val="2"/>
-                <w:highlight w:val="yellow"/>
-                <w:lang w:val="en-US" w:eastAsia="zh-CN"/>
-                <w14:textFill>
-                  <w14:solidFill>
-                    <w14:srgbClr w14:val="000000">
-                      <w14:alpha w14:val="392"/>
-                    </w14:srgbClr>
-                  </w14:solidFill>
-                </w14:textFill>
-              </w:rPr>
-            </w:pPr>
-          </w:p>
-        </w:tc>
-        <w:tc>
-          <w:tcPr>
-            <w:tcW w:w="1201" w:type="dxa"/>
-            <w:vAlign w:val="top"/>
-          </w:tcPr>
-          <w:p>
-            <w:pPr>
-              <w:pStyle w:val="7"/>
-              <w:spacing w:before="81" w:line="199" w:lineRule="auto"/>
-              <w:ind w:left="210" w:leftChars="100"/>
-              <w:rPr>
-                <w:rFonts w:hint="eastAsia"/>
-                <w:color w:val="000000"/>
-                <w:spacing w:val="2"/>
-                <w:highlight w:val="yellow"/>
-                <w:lang w:val="en-US" w:eastAsia="zh-CN"/>
-                <w14:textFill>
-                  <w14:solidFill>
-                    <w14:srgbClr w14:val="000000">
-                      <w14:alpha w14:val="392"/>
-                    </w14:srgbClr>
-                  </w14:solidFill>
-                </w14:textFill>
-              </w:rPr>
-            </w:pPr>
-          </w:p>
-        </w:tc>
-        <w:tc>
-          <w:tcPr>
-            <w:tcW w:w="1059" w:type="dxa"/>
-            <w:vAlign w:val="top"/>
-          </w:tcPr>
-          <w:p>
-            <w:pPr>
-              <w:pStyle w:val="7"/>
-              <w:spacing w:before="81" w:line="199" w:lineRule="auto"/>
-              <w:ind w:left="210" w:leftChars="100"/>
-              <w:rPr>
-                <w:rFonts w:hint="eastAsia"/>
-                <w:color w:val="000000"/>
-                <w:spacing w:val="2"/>
-                <w:highlight w:val="yellow"/>
-                <w:lang w:val="en-US" w:eastAsia="zh-CN"/>
-                <w14:textFill>
-                  <w14:solidFill>
-                    <w14:srgbClr w14:val="000000">
-                      <w14:alpha w14:val="392"/>
-                    </w14:srgbClr>
-                  </w14:solidFill>
-                </w14:textFill>
-              </w:rPr>
-            </w:pPr>
-          </w:p>
-        </w:tc>
-        <w:tc>
-          <w:tcPr>
-            <w:tcW w:w="1110" w:type="dxa"/>
-            <w:vAlign w:val="top"/>
-          </w:tcPr>
-          <w:p>
-            <w:pPr>
-              <w:pStyle w:val="7"/>
-              <w:spacing w:before="81" w:line="199" w:lineRule="auto"/>
-              <w:ind w:left="210" w:leftChars="100"/>
-              <w:rPr>
-                <w:rFonts w:hint="eastAsia"/>
-                <w:color w:val="000000"/>
-                <w:spacing w:val="2"/>
-                <w:highlight w:val="yellow"/>
-                <w:lang w:val="en-US" w:eastAsia="zh-CN"/>
-                <w14:textFill>
-                  <w14:solidFill>
-                    <w14:srgbClr w14:val="000000">
-                      <w14:alpha w14:val="392"/>
-                    </w14:srgbClr>
-                  </w14:solidFill>
-                </w14:textFill>
-              </w:rPr>
-            </w:pPr>
-          </w:p>
-        </w:tc>
-        <w:tc>
-          <w:tcPr>
-            <w:tcW w:w="1320" w:type="dxa"/>
-            <w:vAlign w:val="top"/>
-          </w:tcPr>
-          <w:p>
-            <w:pPr>
-              <w:pStyle w:val="7"/>
-              <w:spacing w:before="81" w:line="199" w:lineRule="auto"/>
-              <w:ind w:left="210" w:leftChars="100"/>
-              <w:rPr>
-                <w:rFonts w:hint="eastAsia"/>
-                <w:color w:val="000000"/>
-                <w:spacing w:val="2"/>
-                <w:highlight w:val="yellow"/>
-                <w:lang w:val="en-US" w:eastAsia="zh-CN"/>
-                <w14:textFill>
-                  <w14:solidFill>
-                    <w14:srgbClr w14:val="000000">
-                      <w14:alpha w14:val="392"/>
-                    </w14:srgbClr>
-                  </w14:solidFill>
-                </w14:textFill>
-              </w:rPr>
-            </w:pPr>
-          </w:p>
-        </w:tc>
-        <w:tc>
-          <w:tcPr>
-            <w:tcW w:w="1770" w:type="dxa"/>
-            <w:vAlign w:val="top"/>
-          </w:tcPr>
-          <w:p>
-            <w:pPr>
-              <w:pStyle w:val="7"/>
-              <w:spacing w:before="81" w:line="199" w:lineRule="auto"/>
-              <w:ind w:left="210" w:leftChars="100"/>
-              <w:rPr>
-                <w:rFonts w:hint="eastAsia"/>
-                <w:color w:val="000000"/>
-                <w:spacing w:val="2"/>
-                <w:highlight w:val="yellow"/>
-                <w:lang w:val="en-US" w:eastAsia="zh-CN"/>
-                <w14:textFill>
-                  <w14:solidFill>
-                    <w14:srgbClr w14:val="000000">
-                      <w14:alpha w14:val="392"/>
-                    </w14:srgbClr>
-                  </w14:solidFill>
-                </w14:textFill>
-              </w:rPr>
-            </w:pPr>
-          </w:p>
-        </w:tc>
-        <w:tc>
-          <w:tcPr>
-            <w:tcW w:w="1770" w:type="dxa"/>
-            <w:vAlign w:val="top"/>
-          </w:tcPr>
-          <w:p>
-            <w:pPr>
-              <w:pStyle w:val="7"/>
-              <w:spacing w:before="81" w:line="199" w:lineRule="auto"/>
-              <w:ind w:left="210" w:leftChars="100"/>
-              <w:rPr>
-                <w:rFonts w:hint="eastAsia"/>
-                <w:color w:val="000000"/>
-                <w:spacing w:val="2"/>
-                <w:highlight w:val="yellow"/>
-                <w:lang w:val="en-US" w:eastAsia="zh-CN"/>
-                <w14:textFill>
-                  <w14:solidFill>
-                    <w14:srgbClr w14:val="000000">
-                      <w14:alpha w14:val="392"/>
-                    </w14:srgbClr>
-                  </w14:solidFill>
-                </w14:textFill>
-              </w:rPr>
-            </w:pPr>
           </w:p>
         </w:tc>
       </w:tr>
     </w:tbl>
     <w:p>
       <w:pPr>
-        <w:spacing w:before="120"/>
-      </w:pPr>
-    </w:p>
-    <w:p>
-      <w:pPr>
         <w:pStyle w:val="2"/>
         <w:spacing w:before="84" w:line="197" w:lineRule="auto"/>
-        <w:ind w:left="246" w:leftChars="0"/>
         <w:rPr>
           <w:b/>
           <w:bCs/>
           <w:spacing w:val="6"/>
+        </w:rPr>
+      </w:pPr>
+    </w:p>
+    <w:p>
+      <w:pPr>
+        <w:spacing w:before="57" w:line="228" w:lineRule="auto"/>
+        <w:rPr>
+          <w:rFonts w:ascii="Times New Roman" w:hAnsi="Times New Roman" w:eastAsia="Times New Roman" w:cs="Times New Roman"/>
+          <w:b/>
+          <w:bCs/>
+          <w:snapToGrid w:val="0"/>
+          <w:color w:val="000000"/>
+          <w:spacing w:val="-1"/>
+          <w:kern w:val="0"/>
+          <w:sz w:val="21"/>
+          <w:szCs w:val="21"/>
+          <w:lang w:val="en-US" w:eastAsia="en-US" w:bidi="ar-SA"/>
         </w:rPr>
       </w:pPr>
     </w:p>
@@ -5094,30 +4584,44 @@
           <w:spacing w:val="16"/>
         </w:rPr>
       </w:pPr>
-      <w:r>
+    </w:p>
+    <w:p>
+      <w:pPr>
+        <w:spacing w:before="1"/>
         <w:rPr>
           <w:rFonts w:hint="eastAsia" w:ascii="宋体" w:hAnsi="宋体" w:eastAsia="宋体" w:cs="宋体"/>
-          <w:snapToGrid w:val="0"/>
-          <w:color w:val="000000"/>
-          <w:spacing w:val="3"/>
-          <w:kern w:val="0"/>
-          <w:sz w:val="19"/>
-          <w:szCs w:val="19"/>
-          <w:lang w:val="en-US" w:eastAsia="zh-CN" w:bidi="ar-SA"/>
+          <w:spacing w:val="16"/>
+        </w:rPr>
+      </w:pPr>
+      <w:r>
+        <w:rPr>
+          <w:rFonts w:hint="eastAsia"/>
+          <w:color w:val="000000"/>
+          <w:spacing w:val="2"/>
+          <w:sz w:val="21"/>
+          <w:szCs w:val="21"/>
+          <w:lang w:val="en-US" w:eastAsia="zh-CN"/>
+          <w14:textFill>
+            <w14:solidFill>
+              <w14:srgbClr w14:val="000000">
+                <w14:alpha w14:val="392"/>
+              </w14:srgbClr>
+            </w14:solidFill>
+          </w14:textFill>
         </w:rPr>
         <w:drawing>
           <wp:anchor distT="0" distB="0" distL="114300" distR="114300" simplePos="0" relativeHeight="251659264" behindDoc="1" locked="0" layoutInCell="1" allowOverlap="1">
             <wp:simplePos x="0" y="0"/>
             <wp:positionH relativeFrom="column">
-              <wp:posOffset>2767965</wp:posOffset>
+              <wp:posOffset>2820035</wp:posOffset>
             </wp:positionH>
             <wp:positionV relativeFrom="paragraph">
-              <wp:posOffset>130175</wp:posOffset>
+              <wp:posOffset>147955</wp:posOffset>
             </wp:positionV>
-            <wp:extent cx="2956560" cy="1313815"/>
-            <wp:effectExtent l="98425" t="269875" r="99695" b="275590"/>
+            <wp:extent cx="2952115" cy="1730375"/>
+            <wp:effectExtent l="0" t="0" r="0" b="0"/>
             <wp:wrapNone/>
-            <wp:docPr id="2" name="图片 2" descr="欧代公章+签字"/>
+            <wp:docPr id="1" name="图片 1" descr="mmexport1792225303972"/>
             <wp:cNvGraphicFramePr>
               <a:graphicFrameLocks xmlns:a="http://schemas.openxmlformats.org/drawingml/2006/main" noChangeAspect="1"/>
             </wp:cNvGraphicFramePr>
@@ -5125,7 +4629,7 @@
               <a:graphicData uri="http://schemas.openxmlformats.org/drawingml/2006/picture">
                 <pic:pic xmlns:pic="http://schemas.openxmlformats.org/drawingml/2006/picture">
                   <pic:nvPicPr>
-                    <pic:cNvPr id="2" name="图片 2" descr="欧代公章+签字"/>
+                    <pic:cNvPr id="1" name="图片 1" descr="mmexport1792225303972"/>
                     <pic:cNvPicPr>
                       <a:picLocks noChangeAspect="1"/>
                     </pic:cNvPicPr>
@@ -5137,9 +4641,9 @@
                     </a:stretch>
                   </pic:blipFill>
                   <pic:spPr>
-                    <a:xfrm rot="20940000">
+                    <a:xfrm>
                       <a:off x="0" y="0"/>
-                      <a:ext cx="2956560" cy="1313815"/>
+                      <a:ext cx="2952115" cy="1730375"/>
                     </a:xfrm>
                     <a:prstGeom prst="rect">
                       <a:avLst/>
@@ -5151,6 +4655,15 @@
           </wp:anchor>
         </w:drawing>
       </w:r>
+    </w:p>
+    <w:p>
+      <w:pPr>
+        <w:spacing w:before="1"/>
+        <w:rPr>
+          <w:rFonts w:hint="eastAsia" w:ascii="宋体" w:hAnsi="宋体" w:eastAsia="宋体" w:cs="宋体"/>
+          <w:spacing w:val="16"/>
+        </w:rPr>
+      </w:pPr>
     </w:p>
     <w:p>
       <w:pPr>
@@ -5233,70 +4746,6 @@
         </w:rPr>
         <w:t>{{ party_a_name_en }}</w:t>
       </w:r>
-      <w:r>
-        <w:rPr>
-          <w:rFonts w:hint="eastAsia"/>
-          <w:color w:val="000000"/>
-          <w:spacing w:val="2"/>
-          <w:sz w:val="21"/>
-          <w:szCs w:val="21"/>
-          <w:lang w:val="en-US" w:eastAsia="zh-CN"/>
-          <w14:textFill>
-            <w14:solidFill>
-              <w14:srgbClr w14:val="000000">
-                <w14:alpha w14:val="392"/>
-              </w14:srgbClr>
-            </w14:solidFill>
-          </w14:textFill>
-        </w:rPr>
-      </w:r>
-      <w:r>
-        <w:rPr>
-          <w:color w:val="000000"/>
-          <w:spacing w:val="2"/>
-          <w:sz w:val="21"/>
-          <w:szCs w:val="21"/>
-          <w14:textFill>
-            <w14:solidFill>
-              <w14:srgbClr w14:val="000000">
-                <w14:alpha w14:val="392"/>
-              </w14:srgbClr>
-            </w14:solidFill>
-          </w14:textFill>
-        </w:rPr>
-      </w:r>
-      <w:r>
-        <w:rPr>
-          <w:rFonts w:hint="eastAsia"/>
-          <w:color w:val="000000"/>
-          <w:spacing w:val="2"/>
-          <w:sz w:val="21"/>
-          <w:szCs w:val="21"/>
-          <w:lang w:val="en-US" w:eastAsia="zh-CN"/>
-          <w14:textFill>
-            <w14:solidFill>
-              <w14:srgbClr w14:val="000000">
-                <w14:alpha w14:val="392"/>
-              </w14:srgbClr>
-            </w14:solidFill>
-          </w14:textFill>
-        </w:rPr>
-      </w:r>
-      <w:r>
-        <w:rPr>
-          <w:color w:val="000000"/>
-          <w:spacing w:val="2"/>
-          <w:sz w:val="21"/>
-          <w:szCs w:val="21"/>
-          <w14:textFill>
-            <w14:solidFill>
-              <w14:srgbClr w14:val="000000">
-                <w14:alpha w14:val="392"/>
-              </w14:srgbClr>
-            </w14:solidFill>
-          </w14:textFill>
-        </w:rPr>
-      </w:r>
     </w:p>
     <w:p>
       <w:pPr>
@@ -5565,25 +5014,7 @@
             </w14:solidFill>
           </w14:textFill>
         </w:rPr>
-        <w:t xml:space="preserve">Date (日期): </w:t>
-      </w:r>
-      <w:r>
-        <w:rPr>
-          <w:rFonts w:hint="eastAsia"/>
-          <w:color w:val="000000"/>
-          <w:spacing w:val="2"/>
-          <w:sz w:val="21"/>
-          <w:szCs w:val="21"/>
-          <w:lang w:val="en-US" w:eastAsia="zh-CN"/>
-          <w14:textFill>
-            <w14:solidFill>
-              <w14:srgbClr w14:val="000000">
-                <w14:alpha w14:val="392"/>
-              </w14:srgbClr>
-            </w14:solidFill>
-          </w14:textFill>
-        </w:rPr>
-        <w:t>{{ signing_date }}</w:t>
+        <w:t>Date (日期): {{ signing_date }}</w:t>
       </w:r>
     </w:p>
     <w:p>
@@ -5960,25 +5391,7 @@
             </w14:solidFill>
           </w14:textFill>
         </w:rPr>
-        <w:t>Date (日期):</w:t>
-      </w:r>
-      <w:r>
-        <w:rPr>
-          <w:rFonts w:hint="eastAsia"/>
-          <w:color w:val="000000"/>
-          <w:spacing w:val="2"/>
-          <w:sz w:val="21"/>
-          <w:szCs w:val="21"/>
-          <w:lang w:val="en-US" w:eastAsia="zh-CN"/>
-          <w14:textFill>
-            <w14:solidFill>
-              <w14:srgbClr w14:val="000000">
-                <w14:alpha w14:val="392"/>
-              </w14:srgbClr>
-            </w14:solidFill>
-          </w14:textFill>
-        </w:rPr>
-        <w:t>{{ signing_date }}</w:t>
+        <w:t>Date (日期):{{ signing_date }}</w:t>
       </w:r>
     </w:p>
     <w:p>
@@ -6015,6 +5428,8 @@
       <w:pPr>
         <w:spacing w:line="14" w:lineRule="auto"/>
       </w:pPr>
+      <w:bookmarkStart w:id="0" w:name="_GoBack"/>
+      <w:bookmarkEnd w:id="0"/>
     </w:p>
     <w:sectPr>
       <w:type w:val="continuous"/>
